--- a/backend/word/ZABIEG NANO- NEEDLES.docx
+++ b/backend/word/ZABIEG NANO- NEEDLES.docx
@@ -12,314 +12,146 @@
         <w:rPr>
           <w:rFonts w:ascii="Times New Roman" w:hAnsi="Times New Roman"/>
         </w:rPr>
-        <w:t>ZABIEG NANO-NEEDLES</w:t>
-      </w:r>
-    </w:p>
-    <w:p>
-      <w:pPr>
-        <w:rPr>
-          <w:rFonts w:ascii="Times New Roman" w:hAnsi="Times New Roman"/>
-        </w:rPr>
-      </w:pPr>
-      <w:r>
-        <w:rPr>
-          <w:rFonts w:ascii="Times New Roman" w:hAnsi="Times New Roman"/>
-        </w:rPr>
-        <w:t xml:space="preserve">Marka </w:t>
-      </w:r>
-      <w:proofErr w:type="spellStart"/>
-      <w:r>
-        <w:rPr>
-          <w:rFonts w:ascii="Times New Roman" w:hAnsi="Times New Roman"/>
-        </w:rPr>
-        <w:t>Aurumaris</w:t>
-      </w:r>
-      <w:proofErr w:type="spellEnd"/>
-      <w:r>
-        <w:rPr>
-          <w:rFonts w:ascii="Times New Roman" w:hAnsi="Times New Roman"/>
-        </w:rPr>
-        <w:t>®  powstawała na fundamencie filozofii najwyższej skuteczności oferowanych produktów. Produktów, które mają rozwiązywać codzienne problemy ze skórą dojrzałą i tą wymagającą stałej uwagi.</w:t>
-      </w:r>
-    </w:p>
-    <w:p>
-      <w:pPr>
-        <w:rPr>
-          <w:rFonts w:ascii="Times New Roman" w:hAnsi="Times New Roman"/>
-        </w:rPr>
-      </w:pPr>
-      <w:r>
-        <w:rPr>
-          <w:rFonts w:ascii="Times New Roman" w:hAnsi="Times New Roman"/>
-        </w:rPr>
-        <w:t xml:space="preserve">Opracowując przełomową kurację Nano-Needles® marce </w:t>
-      </w:r>
-      <w:proofErr w:type="spellStart"/>
-      <w:r>
-        <w:rPr>
-          <w:rFonts w:ascii="Times New Roman" w:hAnsi="Times New Roman"/>
-        </w:rPr>
-        <w:t>Aurumaris</w:t>
-      </w:r>
-      <w:proofErr w:type="spellEnd"/>
-      <w:r>
-        <w:rPr>
-          <w:rFonts w:ascii="Times New Roman" w:hAnsi="Times New Roman"/>
-        </w:rPr>
-        <w:t xml:space="preserve"> udało się dostarczyć klientom nieprzeciętnie skuteczny sposób przywrócenia blasku zmęczonej wiekiem lub problematycznej skórze twarzy i ciała.</w:t>
-      </w:r>
-    </w:p>
-    <w:p>
-      <w:pPr>
-        <w:rPr>
-          <w:rFonts w:ascii="Times New Roman" w:hAnsi="Times New Roman"/>
-        </w:rPr>
-      </w:pPr>
-      <w:r>
-        <w:rPr>
-          <w:rFonts w:ascii="Times New Roman" w:hAnsi="Times New Roman"/>
-        </w:rPr>
-        <w:t>Dzięki zabiegowi Nano-</w:t>
-      </w:r>
-      <w:proofErr w:type="spellStart"/>
-      <w:r>
-        <w:rPr>
-          <w:rFonts w:ascii="Times New Roman" w:hAnsi="Times New Roman"/>
-        </w:rPr>
-        <w:t>needles</w:t>
-      </w:r>
-      <w:proofErr w:type="spellEnd"/>
-      <w:r>
-        <w:rPr>
-          <w:rFonts w:ascii="Times New Roman" w:hAnsi="Times New Roman"/>
-        </w:rPr>
-        <w:t xml:space="preserve"> Polskiej marki </w:t>
-      </w:r>
-      <w:proofErr w:type="spellStart"/>
-      <w:r>
-        <w:rPr>
-          <w:rFonts w:ascii="Times New Roman" w:hAnsi="Times New Roman"/>
-        </w:rPr>
-        <w:t>Aurumaris</w:t>
-      </w:r>
-      <w:proofErr w:type="spellEnd"/>
-      <w:r>
-        <w:rPr>
-          <w:rFonts w:ascii="Times New Roman" w:hAnsi="Times New Roman"/>
-        </w:rPr>
-        <w:t xml:space="preserve"> Professional, naturalnie złuszczamy martwy naskórek, co prowadzi do całkowitej odnowy skóry, rozjaśnienia przebarwień i plam pigmentacyjnych, a także wyrównania struktury i kolorytu po bliznach </w:t>
-      </w:r>
-      <w:proofErr w:type="spellStart"/>
-      <w:r>
-        <w:rPr>
-          <w:rFonts w:ascii="Times New Roman" w:hAnsi="Times New Roman"/>
-        </w:rPr>
-        <w:t>potrądzikowych</w:t>
-      </w:r>
-      <w:proofErr w:type="spellEnd"/>
-      <w:r>
-        <w:rPr>
-          <w:rFonts w:ascii="Times New Roman" w:hAnsi="Times New Roman"/>
-        </w:rPr>
-        <w:t xml:space="preserve"> czy rozstępach.</w:t>
-      </w:r>
-    </w:p>
-    <w:p>
-      <w:pPr>
-        <w:rPr>
-          <w:rFonts w:ascii="Times New Roman" w:hAnsi="Times New Roman"/>
-        </w:rPr>
-      </w:pPr>
-    </w:p>
-    <w:p>
-      <w:pPr>
-        <w:rPr>
-          <w:rFonts w:ascii="Times New Roman" w:hAnsi="Times New Roman"/>
-        </w:rPr>
-      </w:pPr>
-      <w:r>
-        <w:rPr>
-          <w:rFonts w:ascii="Times New Roman" w:hAnsi="Times New Roman"/>
-        </w:rPr>
-        <w:t xml:space="preserve">Nano-igły mają od 100 do 400 mikronów dzięki czemu sprawnie pokonują barierę naskórkową i mogą transportować w głąb wybrane substancje aktywne  w swoich </w:t>
-      </w:r>
-      <w:proofErr w:type="spellStart"/>
-      <w:r>
-        <w:rPr>
-          <w:rFonts w:ascii="Times New Roman" w:hAnsi="Times New Roman"/>
-        </w:rPr>
-        <w:t>mikroporach</w:t>
-      </w:r>
-      <w:proofErr w:type="spellEnd"/>
-      <w:r>
-        <w:rPr>
-          <w:rFonts w:ascii="Times New Roman" w:hAnsi="Times New Roman"/>
-        </w:rPr>
-        <w:t xml:space="preserve">, które możemy ujrzeć w ich strukturze krystalicznej pod mikroskopem. Co istotne igły utrzymują się w skórze od 72 do 120 godzin stymulując skórę do regeneracji dokładnie w takim mechanizmie jakim stymuluje nam skórę nakłucie, oprócz tego stopniowo uwalniane substancje z porów igieł powodują nam stałą stymulację skóry do odnowy działając w mechanizmie odpowiadającym danemu składnikowi, który właśnie transportują. </w:t>
-      </w:r>
-    </w:p>
-    <w:p>
-      <w:pPr>
-        <w:rPr>
-          <w:rFonts w:ascii="Times New Roman" w:hAnsi="Times New Roman"/>
-        </w:rPr>
-      </w:pPr>
-    </w:p>
-    <w:p>
-      <w:pPr>
-        <w:rPr>
-          <w:rFonts w:ascii="Times New Roman" w:hAnsi="Times New Roman"/>
-        </w:rPr>
-      </w:pPr>
-      <w:r>
-        <w:rPr>
-          <w:rFonts w:ascii="Times New Roman" w:hAnsi="Times New Roman"/>
-        </w:rPr>
-        <w:t xml:space="preserve">Z kuracją Nano-Needles można działać na szerokie spektrum problemów skórnych w zależności od tego jakie ampułki wybierzemy. Zarówno mogą być to składniki DEPIGMENTUJĄCE, działające na przebarwienia czy </w:t>
-      </w:r>
-      <w:proofErr w:type="spellStart"/>
-      <w:r>
-        <w:rPr>
-          <w:rFonts w:ascii="Times New Roman" w:hAnsi="Times New Roman"/>
-        </w:rPr>
-        <w:t>melazmę</w:t>
-      </w:r>
-      <w:proofErr w:type="spellEnd"/>
-      <w:r>
-        <w:rPr>
-          <w:rFonts w:ascii="Times New Roman" w:hAnsi="Times New Roman"/>
-        </w:rPr>
-        <w:t xml:space="preserve">, mogą być to składniki STYMULUJĄCE, potrzebne skórze starzejącej się, takie które będą nam stymulować fibroblasty do produkcji kolagenu czy kwasu hialuronowego, mogą to także być składniki REWITALIZUJĄCE macierz </w:t>
-      </w:r>
-      <w:proofErr w:type="spellStart"/>
-      <w:r>
-        <w:rPr>
-          <w:rFonts w:ascii="Times New Roman" w:hAnsi="Times New Roman"/>
-        </w:rPr>
-        <w:t>zewnątrzkomówkową</w:t>
-      </w:r>
-      <w:proofErr w:type="spellEnd"/>
-      <w:r>
-        <w:rPr>
-          <w:rFonts w:ascii="Times New Roman" w:hAnsi="Times New Roman"/>
-        </w:rPr>
-        <w:t xml:space="preserve">, po to, aby odbudować barierę </w:t>
-      </w:r>
-      <w:proofErr w:type="spellStart"/>
-      <w:r>
-        <w:rPr>
-          <w:rFonts w:ascii="Times New Roman" w:hAnsi="Times New Roman"/>
-        </w:rPr>
-        <w:t>hydrolipidową</w:t>
-      </w:r>
-      <w:proofErr w:type="spellEnd"/>
-      <w:r>
-        <w:rPr>
-          <w:rFonts w:ascii="Times New Roman" w:hAnsi="Times New Roman"/>
-        </w:rPr>
-        <w:t xml:space="preserve"> i wspomóc skórę odwodnioną oraz podrażnioną. </w:t>
-      </w:r>
-    </w:p>
-    <w:p>
-      <w:pPr>
-        <w:rPr>
-          <w:rFonts w:ascii="Times New Roman" w:hAnsi="Times New Roman"/>
-        </w:rPr>
-      </w:pPr>
-    </w:p>
-    <w:p>
-      <w:pPr>
-        <w:rPr>
-          <w:rFonts w:ascii="Times New Roman" w:hAnsi="Times New Roman"/>
-        </w:rPr>
-      </w:pPr>
-      <w:r>
-        <w:rPr>
-          <w:rFonts w:ascii="Times New Roman" w:hAnsi="Times New Roman"/>
-        </w:rPr>
-        <w:t xml:space="preserve">Nano-Needles wspomaga również proces regeneracji skóry, pomagając wygładzać zmiany </w:t>
-      </w:r>
-      <w:proofErr w:type="spellStart"/>
-      <w:r>
-        <w:rPr>
-          <w:rFonts w:ascii="Times New Roman" w:hAnsi="Times New Roman"/>
-        </w:rPr>
-        <w:t>potrądzikowe</w:t>
-      </w:r>
-      <w:proofErr w:type="spellEnd"/>
-      <w:r>
-        <w:rPr>
-          <w:rFonts w:ascii="Times New Roman" w:hAnsi="Times New Roman"/>
-        </w:rPr>
-        <w:t xml:space="preserve"> i wyrównywać jej strukturę, co sprawia, że cera wygląda gładko i jednolicie.</w:t>
-      </w:r>
-    </w:p>
-    <w:p>
-      <w:pPr>
-        <w:rPr>
-          <w:rFonts w:ascii="Times New Roman" w:hAnsi="Times New Roman"/>
-        </w:rPr>
-      </w:pPr>
-    </w:p>
-    <w:p>
-      <w:pPr>
-        <w:rPr>
-          <w:rFonts w:ascii="Times New Roman" w:hAnsi="Times New Roman"/>
-        </w:rPr>
-      </w:pPr>
-      <w:r>
-        <w:rPr>
-          <w:rFonts w:ascii="Times New Roman" w:hAnsi="Times New Roman"/>
-        </w:rPr>
-        <w:t>Dzięki unikalnej metodzie „</w:t>
-      </w:r>
-      <w:proofErr w:type="spellStart"/>
-      <w:r>
-        <w:rPr>
-          <w:rFonts w:ascii="Times New Roman" w:hAnsi="Times New Roman"/>
-        </w:rPr>
-        <w:t>nanopenetracji</w:t>
-      </w:r>
-      <w:proofErr w:type="spellEnd"/>
-      <w:r>
-        <w:rPr>
-          <w:rFonts w:ascii="Times New Roman" w:hAnsi="Times New Roman"/>
-        </w:rPr>
-        <w:t>”, Nano-Needles dostarcza aktywne składniki głęboko w warstwy skóry, przyspieszając odnowę i poprawę jej kondycji już po pierwszych zabiegach.</w:t>
-      </w:r>
-    </w:p>
-    <w:p>
-      <w:pPr>
-        <w:rPr>
-          <w:rFonts w:ascii="Times New Roman" w:hAnsi="Times New Roman"/>
-        </w:rPr>
-      </w:pPr>
-    </w:p>
-    <w:p>
-      <w:pPr>
-        <w:rPr>
-          <w:rFonts w:ascii="Times New Roman" w:hAnsi="Times New Roman"/>
-        </w:rPr>
-      </w:pPr>
-      <w:r>
-        <w:rPr>
-          <w:rFonts w:ascii="Times New Roman" w:hAnsi="Times New Roman"/>
-        </w:rPr>
-        <w:t>Podczas zabiegu wykorzystuje się bardzo drobne mikro-igiełki (</w:t>
-      </w:r>
-      <w:proofErr w:type="spellStart"/>
-      <w:r>
-        <w:rPr>
-          <w:rFonts w:ascii="Times New Roman" w:hAnsi="Times New Roman"/>
-        </w:rPr>
-        <w:t>spikule</w:t>
-      </w:r>
-      <w:proofErr w:type="spellEnd"/>
-      <w:r>
-        <w:rPr>
-          <w:rFonts w:ascii="Times New Roman" w:hAnsi="Times New Roman"/>
-        </w:rPr>
-        <w:t>) pochodzące z gąbki słodkowodnej. Wprowadzane są one w skórę, tworząc mikroskopijne kanaliki. Dzięki temu:</w:t>
+        <w:t>Zabieg Nano-Needles</w:t>
+      </w:r>
+    </w:p>
+    <w:p>
+      <w:pPr>
+        <w:rPr>
+          <w:rFonts w:ascii="Times New Roman" w:hAnsi="Times New Roman"/>
+        </w:rPr>
+      </w:pPr>
+      <w:r>
+        <w:rPr>
+          <w:rFonts w:ascii="Times New Roman" w:hAnsi="Times New Roman"/>
+        </w:rPr>
+        <w:t>Marka Aurumaris®  powstawała na fundamencie filozofii najwyższej skuteczności oferowanych produktów. Produktów, które mają rozwiązywać codzienne problemy ze skórą dojrzałą i tą wymagającą stałej uwagi.</w:t>
+      </w:r>
+    </w:p>
+    <w:p>
+      <w:pPr>
+        <w:rPr>
+          <w:rFonts w:ascii="Times New Roman" w:hAnsi="Times New Roman"/>
+        </w:rPr>
+      </w:pPr>
+      <w:r>
+        <w:rPr>
+          <w:rFonts w:ascii="Times New Roman" w:hAnsi="Times New Roman"/>
+        </w:rPr>
+        <w:t>Opracowując przełomową kurację Nano-Needles® marce Aurumaris udało się dostarczyć klientom nieprzeciętnie skuteczny sposób przywrócenia blasku zmęczonej wiekiem lub problematycznej skórze twarzy i ciała.</w:t>
+      </w:r>
+    </w:p>
+    <w:p>
+      <w:pPr>
+        <w:rPr>
+          <w:rFonts w:ascii="Times New Roman" w:hAnsi="Times New Roman"/>
+        </w:rPr>
+      </w:pPr>
+      <w:r>
+        <w:rPr>
+          <w:rFonts w:ascii="Times New Roman" w:hAnsi="Times New Roman"/>
+        </w:rPr>
+        <w:t>Dzięki zabiegowi Nano-needles Polskiej marki Aurumaris Professional, naturalnie złuszczamy martwy naskórek, co prowadzi do całkowitej odnowy skóry, rozjaśnienia przebarwień i plam pigmentacyjnych, a także wyrównania struktury i kolorytu po bliznach potrądzikowych czy rozstępach.</w:t>
+      </w:r>
+    </w:p>
+    <w:p>
+      <w:pPr>
+        <w:rPr>
+          <w:rFonts w:ascii="Times New Roman" w:hAnsi="Times New Roman"/>
+        </w:rPr>
+      </w:pPr>
+    </w:p>
+    <w:p>
+      <w:pPr>
+        <w:rPr>
+          <w:rFonts w:ascii="Times New Roman" w:hAnsi="Times New Roman"/>
+        </w:rPr>
+      </w:pPr>
+      <w:r>
+        <w:rPr>
+          <w:rFonts w:ascii="Times New Roman" w:hAnsi="Times New Roman"/>
+        </w:rPr>
+        <w:t xml:space="preserve">Nano-igły mają od 100 do 400 mikronów dzięki czemu sprawnie pokonują barierę naskórkową i mogą transportować w głąb wybrane substancje aktywne  w swoich mikroporach, które możemy ujrzeć w ich strukturze krystalicznej pod mikroskopem. Co istotne igły utrzymują się w skórze od 72 do 120 godzin stymulując skórę do regeneracji dokładnie w takim mechanizmie jakim stymuluje nam skórę nakłucie, oprócz tego stopniowo uwalniane substancje z porów igieł powodują nam stałą stymulację skóry do odnowy działając w mechanizmie odpowiadającym danemu składnikowi, który właśnie transportują. </w:t>
+      </w:r>
+    </w:p>
+    <w:p>
+      <w:pPr>
+        <w:rPr>
+          <w:rFonts w:ascii="Times New Roman" w:hAnsi="Times New Roman"/>
+        </w:rPr>
+      </w:pPr>
+    </w:p>
+    <w:p>
+      <w:pPr>
+        <w:rPr>
+          <w:rFonts w:ascii="Times New Roman" w:hAnsi="Times New Roman"/>
+        </w:rPr>
+      </w:pPr>
+      <w:r>
+        <w:rPr>
+          <w:rFonts w:ascii="Times New Roman" w:hAnsi="Times New Roman"/>
+        </w:rPr>
+        <w:t xml:space="preserve">Z kuracją Nano-Needles można działać na szerokie spektrum problemów skórnych w zależności od tego jakie ampułki wybierzemy. Zarówno mogą być to składniki DEPIGMENTUJĄCE, działające na przebarwienia czy melazmę, mogą być to składniki STYMULUJĄCE, potrzebne skórze starzejącej się, takie które będą nam stymulować fibroblasty do produkcji kolagenu czy kwasu hialuronowego, mogą to także być składniki REWITALIZUJĄCE macierz zewnątrzkomówkową, po to, aby odbudować barierę hydrolipidową i wspomóc skórę odwodnioną oraz podrażnioną. </w:t>
+      </w:r>
+    </w:p>
+    <w:p>
+      <w:pPr>
+        <w:rPr>
+          <w:rFonts w:ascii="Times New Roman" w:hAnsi="Times New Roman"/>
+        </w:rPr>
+      </w:pPr>
+    </w:p>
+    <w:p>
+      <w:pPr>
+        <w:rPr>
+          <w:rFonts w:ascii="Times New Roman" w:hAnsi="Times New Roman"/>
+        </w:rPr>
+      </w:pPr>
+      <w:r>
+        <w:rPr>
+          <w:rFonts w:ascii="Times New Roman" w:hAnsi="Times New Roman"/>
+        </w:rPr>
+        <w:t>Nano-Needles wspomaga również proces regeneracji skóry, pomagając wygładzać zmiany potrądzikowe i wyrównywać jej strukturę, co sprawia, że cera wygląda gładko i jednolicie.</w:t>
+      </w:r>
+    </w:p>
+    <w:p>
+      <w:pPr>
+        <w:rPr>
+          <w:rFonts w:ascii="Times New Roman" w:hAnsi="Times New Roman"/>
+        </w:rPr>
+      </w:pPr>
+    </w:p>
+    <w:p>
+      <w:pPr>
+        <w:rPr>
+          <w:rFonts w:ascii="Times New Roman" w:hAnsi="Times New Roman"/>
+        </w:rPr>
+      </w:pPr>
+      <w:r>
+        <w:rPr>
+          <w:rFonts w:ascii="Times New Roman" w:hAnsi="Times New Roman"/>
+        </w:rPr>
+        <w:t>Dzięki unikalnej metodzie „nanopenetracji”, Nano-Needles dostarcza aktywne składniki głęboko w warstwy skóry, przyspieszając odnowę i poprawę jej kondycji już po pierwszych zabiegach.</w:t>
+      </w:r>
+    </w:p>
+    <w:p>
+      <w:pPr>
+        <w:rPr>
+          <w:rFonts w:ascii="Times New Roman" w:hAnsi="Times New Roman"/>
+        </w:rPr>
+      </w:pPr>
+    </w:p>
+    <w:p>
+      <w:pPr>
+        <w:rPr>
+          <w:rFonts w:ascii="Times New Roman" w:hAnsi="Times New Roman"/>
+        </w:rPr>
+      </w:pPr>
+      <w:r>
+        <w:rPr>
+          <w:rFonts w:ascii="Times New Roman" w:hAnsi="Times New Roman"/>
+        </w:rPr>
+        <w:t>Podczas zabiegu wykorzystuje się bardzo drobne mikro-igiełki (spikule) pochodzące z gąbki słodkowodnej. Wprowadzane są one w skórę, tworząc mikroskopijne kanaliki. Dzięki temu:</w:t>
       </w:r>
     </w:p>
     <w:p>
@@ -413,19 +245,11 @@
           <w:rFonts w:ascii="Times New Roman" w:hAnsi="Times New Roman"/>
         </w:rPr>
       </w:pPr>
-      <w:proofErr w:type="spellStart"/>
-      <w:r>
-        <w:rPr>
-          <w:rFonts w:ascii="Times New Roman" w:hAnsi="Times New Roman"/>
-        </w:rPr>
-        <w:t>Nanoigły</w:t>
-      </w:r>
-      <w:proofErr w:type="spellEnd"/>
-      <w:r>
-        <w:rPr>
-          <w:rFonts w:ascii="Times New Roman" w:hAnsi="Times New Roman"/>
-        </w:rPr>
-        <w:t xml:space="preserve"> AURUMARIS świetnie sprawdzają się także jako jednorazowe odświeżenie skóry. Bezpośrednio po zabiegu cera często staje się delikatnie zaróżowiona, jednak ta naturalna reakcja szybko ustępuje. </w:t>
+      <w:r>
+        <w:rPr>
+          <w:rFonts w:ascii="Times New Roman" w:hAnsi="Times New Roman"/>
+        </w:rPr>
+        <w:t xml:space="preserve">Nanoigły AURUMARIS świetnie sprawdzają się także jako jednorazowe odświeżenie skóry. Bezpośrednio po zabiegu cera często staje się delikatnie zaróżowiona, jednak ta naturalna reakcja szybko ustępuje. </w:t>
       </w:r>
     </w:p>
     <w:p>
@@ -538,21 +362,7 @@
         <w:rPr>
           <w:rFonts w:ascii="Times New Roman" w:hAnsi="Times New Roman"/>
         </w:rPr>
-        <w:t xml:space="preserve">1. Oczyszczanie, </w:t>
-      </w:r>
-      <w:proofErr w:type="spellStart"/>
-      <w:r>
-        <w:rPr>
-          <w:rFonts w:ascii="Times New Roman" w:hAnsi="Times New Roman"/>
-        </w:rPr>
-        <w:t>tonizacja</w:t>
-      </w:r>
-      <w:proofErr w:type="spellEnd"/>
-      <w:r>
-        <w:rPr>
-          <w:rFonts w:ascii="Times New Roman" w:hAnsi="Times New Roman"/>
-        </w:rPr>
-        <w:t xml:space="preserve"> i peeling skóry,</w:t>
+        <w:t>1. Oczyszczanie, tonizacja i peeling skóry,</w:t>
       </w:r>
     </w:p>
     <w:p>
@@ -638,21 +448,7 @@
           <w:rFonts w:ascii="Times New Roman" w:hAnsi="Times New Roman"/>
         </w:rPr>
         <w:lastRenderedPageBreak/>
-        <w:t xml:space="preserve">* wygładzania blizn i przebarwień </w:t>
-      </w:r>
-      <w:proofErr w:type="spellStart"/>
-      <w:r>
-        <w:rPr>
-          <w:rFonts w:ascii="Times New Roman" w:hAnsi="Times New Roman"/>
-        </w:rPr>
-        <w:t>potrądzikowych</w:t>
-      </w:r>
-      <w:proofErr w:type="spellEnd"/>
-      <w:r>
-        <w:rPr>
-          <w:rFonts w:ascii="Times New Roman" w:hAnsi="Times New Roman"/>
-        </w:rPr>
-        <w:t>,</w:t>
+        <w:t>* wygładzania blizn i przebarwień potrądzikowych,</w:t>
       </w:r>
     </w:p>
     <w:p>
@@ -704,89 +500,47 @@
         <w:rPr>
           <w:rFonts w:ascii="Times New Roman" w:hAnsi="Times New Roman"/>
         </w:rPr>
-        <w:t xml:space="preserve">* </w:t>
-      </w:r>
-      <w:proofErr w:type="spellStart"/>
-      <w:r>
-        <w:rPr>
-          <w:rFonts w:ascii="Times New Roman" w:hAnsi="Times New Roman"/>
-        </w:rPr>
-        <w:t>wypłycenie</w:t>
-      </w:r>
-      <w:proofErr w:type="spellEnd"/>
-      <w:r>
-        <w:rPr>
-          <w:rFonts w:ascii="Times New Roman" w:hAnsi="Times New Roman"/>
-        </w:rPr>
-        <w:t xml:space="preserve"> blizn zanikowych oraz rozstępów</w:t>
-      </w:r>
-    </w:p>
-    <w:p>
-      <w:pPr>
-        <w:rPr>
-          <w:rFonts w:ascii="Times New Roman" w:hAnsi="Times New Roman"/>
-        </w:rPr>
-      </w:pPr>
-      <w:r>
-        <w:rPr>
-          <w:rFonts w:ascii="Times New Roman" w:hAnsi="Times New Roman"/>
-        </w:rPr>
-        <w:t xml:space="preserve">* </w:t>
-      </w:r>
-      <w:proofErr w:type="spellStart"/>
-      <w:r>
-        <w:rPr>
-          <w:rFonts w:ascii="Times New Roman" w:hAnsi="Times New Roman"/>
-        </w:rPr>
-        <w:t>ogólnea</w:t>
-      </w:r>
-      <w:proofErr w:type="spellEnd"/>
-      <w:r>
-        <w:rPr>
-          <w:rFonts w:ascii="Times New Roman" w:hAnsi="Times New Roman"/>
-        </w:rPr>
-        <w:t xml:space="preserve"> regeneracja i efekt </w:t>
-      </w:r>
-      <w:proofErr w:type="spellStart"/>
-      <w:r>
-        <w:rPr>
-          <w:rFonts w:ascii="Times New Roman" w:hAnsi="Times New Roman"/>
-        </w:rPr>
-        <w:t>anti-aging</w:t>
-      </w:r>
-      <w:proofErr w:type="spellEnd"/>
-    </w:p>
-    <w:p>
-      <w:pPr>
-        <w:rPr>
-          <w:rFonts w:ascii="Times New Roman" w:hAnsi="Times New Roman"/>
-        </w:rPr>
-      </w:pPr>
-    </w:p>
-    <w:p>
-      <w:pPr>
-        <w:rPr>
-          <w:rFonts w:ascii="Times New Roman" w:hAnsi="Times New Roman"/>
-        </w:rPr>
-      </w:pPr>
-    </w:p>
-    <w:p>
-      <w:pPr>
-        <w:rPr>
-          <w:rFonts w:ascii="Times New Roman" w:hAnsi="Times New Roman"/>
-        </w:rPr>
-      </w:pPr>
-      <w:r>
-        <w:rPr>
-          <w:rFonts w:ascii="Times New Roman" w:hAnsi="Times New Roman"/>
-        </w:rPr>
-        <w:t>Bezwzględne p</w:t>
-      </w:r>
-      <w:r>
-        <w:rPr>
-          <w:rFonts w:ascii="Times New Roman" w:hAnsi="Times New Roman"/>
-        </w:rPr>
-        <w:t>rzeciwwskazania:</w:t>
+        <w:t>* wypłycenie blizn zanikowych oraz rozstępów</w:t>
+      </w:r>
+    </w:p>
+    <w:p>
+      <w:pPr>
+        <w:rPr>
+          <w:rFonts w:ascii="Times New Roman" w:hAnsi="Times New Roman"/>
+        </w:rPr>
+      </w:pPr>
+      <w:r>
+        <w:rPr>
+          <w:rFonts w:ascii="Times New Roman" w:hAnsi="Times New Roman"/>
+        </w:rPr>
+        <w:t>* ogólnea regeneracja i efekt anti-aging</w:t>
+      </w:r>
+    </w:p>
+    <w:p>
+      <w:pPr>
+        <w:rPr>
+          <w:rFonts w:ascii="Times New Roman" w:hAnsi="Times New Roman"/>
+        </w:rPr>
+      </w:pPr>
+    </w:p>
+    <w:p>
+      <w:pPr>
+        <w:rPr>
+          <w:rFonts w:ascii="Times New Roman" w:hAnsi="Times New Roman"/>
+        </w:rPr>
+      </w:pPr>
+    </w:p>
+    <w:p>
+      <w:pPr>
+        <w:rPr>
+          <w:rFonts w:ascii="Times New Roman" w:hAnsi="Times New Roman"/>
+        </w:rPr>
+      </w:pPr>
+      <w:r>
+        <w:rPr>
+          <w:rFonts w:ascii="Times New Roman" w:hAnsi="Times New Roman"/>
+        </w:rPr>
+        <w:t>Bezwzględne przeciwwskazania:</w:t>
       </w:r>
     </w:p>
     <w:p>
@@ -877,35 +631,7 @@
         <w:rPr>
           <w:rFonts w:ascii="Times New Roman" w:hAnsi="Times New Roman"/>
         </w:rPr>
-        <w:t xml:space="preserve">* stosowanie </w:t>
-      </w:r>
-      <w:proofErr w:type="spellStart"/>
-      <w:r>
-        <w:rPr>
-          <w:rFonts w:ascii="Times New Roman" w:hAnsi="Times New Roman"/>
-        </w:rPr>
-        <w:t>retinoidów</w:t>
-      </w:r>
-      <w:proofErr w:type="spellEnd"/>
-      <w:r>
-        <w:rPr>
-          <w:rFonts w:ascii="Times New Roman" w:hAnsi="Times New Roman"/>
-        </w:rPr>
-        <w:t xml:space="preserve"> doustnych (np. </w:t>
-      </w:r>
-      <w:proofErr w:type="spellStart"/>
-      <w:r>
-        <w:rPr>
-          <w:rFonts w:ascii="Times New Roman" w:hAnsi="Times New Roman"/>
-        </w:rPr>
-        <w:t>Isotretinoin</w:t>
-      </w:r>
-      <w:proofErr w:type="spellEnd"/>
-      <w:r>
-        <w:rPr>
-          <w:rFonts w:ascii="Times New Roman" w:hAnsi="Times New Roman"/>
-        </w:rPr>
-        <w:t>) w ostatnich 6–12 miesiącach</w:t>
+        <w:t>* stosowanie retinoidów doustnych (np. Isotretinoin) w ostatnich 6–12 miesiącach</w:t>
       </w:r>
     </w:p>
     <w:p>
@@ -1010,21 +736,7 @@
         <w:rPr>
           <w:rFonts w:ascii="Times New Roman" w:hAnsi="Times New Roman"/>
         </w:rPr>
-        <w:t xml:space="preserve">Wskazówki </w:t>
-      </w:r>
-      <w:proofErr w:type="spellStart"/>
-      <w:r>
-        <w:rPr>
-          <w:rFonts w:ascii="Times New Roman" w:hAnsi="Times New Roman"/>
-        </w:rPr>
-        <w:t>pozabiegowe</w:t>
-      </w:r>
-      <w:proofErr w:type="spellEnd"/>
-      <w:r>
-        <w:rPr>
-          <w:rFonts w:ascii="Times New Roman" w:hAnsi="Times New Roman"/>
-        </w:rPr>
-        <w:t>:</w:t>
+        <w:t>Wskazówki pozabiegowe:</w:t>
       </w:r>
     </w:p>
     <w:p>

--- a/backend/word/ZABIEG NANO- NEEDLES.docx
+++ b/backend/word/ZABIEG NANO- NEEDLES.docx
@@ -25,312 +25,202 @@
         <w:rPr>
           <w:rFonts w:ascii="Times New Roman" w:hAnsi="Times New Roman"/>
         </w:rPr>
-        <w:t>Marka Aurumaris®  powstawała na fundamencie filozofii najwyższej skuteczności oferowanych produktów. Produktów, które mają rozwiązywać codzienne problemy ze skórą dojrzałą i tą wymagającą stałej uwagi.</w:t>
-      </w:r>
-    </w:p>
-    <w:p>
-      <w:pPr>
-        <w:rPr>
-          <w:rFonts w:ascii="Times New Roman" w:hAnsi="Times New Roman"/>
-        </w:rPr>
-      </w:pPr>
-      <w:r>
-        <w:rPr>
-          <w:rFonts w:ascii="Times New Roman" w:hAnsi="Times New Roman"/>
-        </w:rPr>
-        <w:t>Opracowując przełomową kurację Nano-Needles® marce Aurumaris udało się dostarczyć klientom nieprzeciętnie skuteczny sposób przywrócenia blasku zmęczonej wiekiem lub problematycznej skórze twarzy i ciała.</w:t>
-      </w:r>
-    </w:p>
-    <w:p>
-      <w:pPr>
-        <w:rPr>
-          <w:rFonts w:ascii="Times New Roman" w:hAnsi="Times New Roman"/>
-        </w:rPr>
-      </w:pPr>
-      <w:r>
-        <w:rPr>
-          <w:rFonts w:ascii="Times New Roman" w:hAnsi="Times New Roman"/>
-        </w:rPr>
-        <w:t>Dzięki zabiegowi Nano-needles Polskiej marki Aurumaris Professional, naturalnie złuszczamy martwy naskórek, co prowadzi do całkowitej odnowy skóry, rozjaśnienia przebarwień i plam pigmentacyjnych, a także wyrównania struktury i kolorytu po bliznach potrądzikowych czy rozstępach.</w:t>
-      </w:r>
-    </w:p>
-    <w:p>
-      <w:pPr>
-        <w:rPr>
-          <w:rFonts w:ascii="Times New Roman" w:hAnsi="Times New Roman"/>
-        </w:rPr>
-      </w:pPr>
-    </w:p>
-    <w:p>
-      <w:pPr>
-        <w:rPr>
-          <w:rFonts w:ascii="Times New Roman" w:hAnsi="Times New Roman"/>
-        </w:rPr>
-      </w:pPr>
-      <w:r>
-        <w:rPr>
-          <w:rFonts w:ascii="Times New Roman" w:hAnsi="Times New Roman"/>
-        </w:rPr>
-        <w:t xml:space="preserve">Nano-igły mają od 100 do 400 mikronów dzięki czemu sprawnie pokonują barierę naskórkową i mogą transportować w głąb wybrane substancje aktywne  w swoich mikroporach, które możemy ujrzeć w ich strukturze krystalicznej pod mikroskopem. Co istotne igły utrzymują się w skórze od 72 do 120 godzin stymulując skórę do regeneracji dokładnie w takim mechanizmie jakim stymuluje nam skórę nakłucie, oprócz tego stopniowo uwalniane substancje z porów igieł powodują nam stałą stymulację skóry do odnowy działając w mechanizmie odpowiadającym danemu składnikowi, który właśnie transportują. </w:t>
-      </w:r>
-    </w:p>
-    <w:p>
-      <w:pPr>
-        <w:rPr>
-          <w:rFonts w:ascii="Times New Roman" w:hAnsi="Times New Roman"/>
-        </w:rPr>
-      </w:pPr>
-    </w:p>
-    <w:p>
-      <w:pPr>
-        <w:rPr>
-          <w:rFonts w:ascii="Times New Roman" w:hAnsi="Times New Roman"/>
-        </w:rPr>
-      </w:pPr>
-      <w:r>
-        <w:rPr>
-          <w:rFonts w:ascii="Times New Roman" w:hAnsi="Times New Roman"/>
-        </w:rPr>
-        <w:t xml:space="preserve">Z kuracją Nano-Needles można działać na szerokie spektrum problemów skórnych w zależności od tego jakie ampułki wybierzemy. Zarówno mogą być to składniki DEPIGMENTUJĄCE, działające na przebarwienia czy melazmę, mogą być to składniki STYMULUJĄCE, potrzebne skórze starzejącej się, takie które będą nam stymulować fibroblasty do produkcji kolagenu czy kwasu hialuronowego, mogą to także być składniki REWITALIZUJĄCE macierz zewnątrzkomówkową, po to, aby odbudować barierę hydrolipidową i wspomóc skórę odwodnioną oraz podrażnioną. </w:t>
-      </w:r>
-    </w:p>
-    <w:p>
-      <w:pPr>
-        <w:rPr>
-          <w:rFonts w:ascii="Times New Roman" w:hAnsi="Times New Roman"/>
-        </w:rPr>
-      </w:pPr>
-    </w:p>
-    <w:p>
-      <w:pPr>
-        <w:rPr>
-          <w:rFonts w:ascii="Times New Roman" w:hAnsi="Times New Roman"/>
-        </w:rPr>
-      </w:pPr>
-      <w:r>
-        <w:rPr>
-          <w:rFonts w:ascii="Times New Roman" w:hAnsi="Times New Roman"/>
-        </w:rPr>
-        <w:t>Nano-Needles wspomaga również proces regeneracji skóry, pomagając wygładzać zmiany potrądzikowe i wyrównywać jej strukturę, co sprawia, że cera wygląda gładko i jednolicie.</w:t>
-      </w:r>
-    </w:p>
-    <w:p>
-      <w:pPr>
-        <w:rPr>
-          <w:rFonts w:ascii="Times New Roman" w:hAnsi="Times New Roman"/>
-        </w:rPr>
-      </w:pPr>
-    </w:p>
-    <w:p>
-      <w:pPr>
-        <w:rPr>
-          <w:rFonts w:ascii="Times New Roman" w:hAnsi="Times New Roman"/>
-        </w:rPr>
-      </w:pPr>
-      <w:r>
-        <w:rPr>
-          <w:rFonts w:ascii="Times New Roman" w:hAnsi="Times New Roman"/>
-        </w:rPr>
-        <w:t>Dzięki unikalnej metodzie „nanopenetracji”, Nano-Needles dostarcza aktywne składniki głęboko w warstwy skóry, przyspieszając odnowę i poprawę jej kondycji już po pierwszych zabiegach.</w:t>
-      </w:r>
-    </w:p>
-    <w:p>
-      <w:pPr>
-        <w:rPr>
-          <w:rFonts w:ascii="Times New Roman" w:hAnsi="Times New Roman"/>
-        </w:rPr>
-      </w:pPr>
-    </w:p>
-    <w:p>
-      <w:pPr>
-        <w:rPr>
-          <w:rFonts w:ascii="Times New Roman" w:hAnsi="Times New Roman"/>
-        </w:rPr>
-      </w:pPr>
-      <w:r>
-        <w:rPr>
-          <w:rFonts w:ascii="Times New Roman" w:hAnsi="Times New Roman"/>
-        </w:rPr>
-        <w:t>Podczas zabiegu wykorzystuje się bardzo drobne mikro-igiełki (spikule) pochodzące z gąbki słodkowodnej. Wprowadzane są one w skórę, tworząc mikroskopijne kanaliki. Dzięki temu:</w:t>
-      </w:r>
-    </w:p>
-    <w:p>
-      <w:pPr>
-        <w:rPr>
-          <w:rFonts w:ascii="Times New Roman" w:hAnsi="Times New Roman"/>
-        </w:rPr>
-      </w:pPr>
-    </w:p>
-    <w:p>
-      <w:pPr>
-        <w:rPr>
-          <w:rFonts w:ascii="Times New Roman" w:hAnsi="Times New Roman"/>
-        </w:rPr>
-      </w:pPr>
-      <w:r>
-        <w:rPr>
-          <w:rFonts w:ascii="Times New Roman" w:hAnsi="Times New Roman"/>
-        </w:rPr>
-        <w:t>* pobudzana jest regeneracja skóry,</w:t>
-      </w:r>
-    </w:p>
-    <w:p>
-      <w:pPr>
-        <w:rPr>
-          <w:rFonts w:ascii="Times New Roman" w:hAnsi="Times New Roman"/>
-        </w:rPr>
-      </w:pPr>
-      <w:r>
-        <w:rPr>
-          <w:rFonts w:ascii="Times New Roman" w:hAnsi="Times New Roman"/>
-        </w:rPr>
-        <w:t>* zwiększa się produkcja kolagenu i elastyny,</w:t>
-      </w:r>
-    </w:p>
-    <w:p>
-      <w:pPr>
-        <w:rPr>
-          <w:rFonts w:ascii="Times New Roman" w:hAnsi="Times New Roman"/>
-        </w:rPr>
-      </w:pPr>
-      <w:r>
-        <w:rPr>
-          <w:rFonts w:ascii="Times New Roman" w:hAnsi="Times New Roman"/>
-        </w:rPr>
-        <w:t>* składniki aktywne z serum mogą wnikać głębiej</w:t>
-      </w:r>
-    </w:p>
-    <w:p>
-      <w:pPr>
-        <w:rPr>
-          <w:rFonts w:ascii="Times New Roman" w:hAnsi="Times New Roman"/>
-        </w:rPr>
-      </w:pPr>
-      <w:r>
-        <w:rPr>
-          <w:rFonts w:ascii="Times New Roman" w:hAnsi="Times New Roman"/>
-        </w:rPr>
-        <w:t>Zabieg jest mniej inwazyjny niż laser czy mocna mikrodermabrazja ale nadal może powodować krótkotrwałe zaczerwienienie lub łuszczenie skóry.</w:t>
-      </w:r>
-    </w:p>
-    <w:p>
-      <w:pPr>
-        <w:rPr>
-          <w:rFonts w:ascii="Times New Roman" w:hAnsi="Times New Roman"/>
-        </w:rPr>
-      </w:pPr>
-      <w:r>
-        <w:rPr>
-          <w:rFonts w:ascii="Times New Roman" w:hAnsi="Times New Roman"/>
-        </w:rPr>
-        <w:t>Koktajle dobierane są indywidualnie, zgodnie z potrzebami skóry. Cała procedura działa powierzchniowo – nie przerywa naskórka, dlatego jest odpowiednia również dla skóry wrażliwej i reaktywnej.</w:t>
-      </w:r>
-    </w:p>
-    <w:p>
-      <w:pPr>
-        <w:rPr>
-          <w:rFonts w:ascii="Times New Roman" w:hAnsi="Times New Roman"/>
-        </w:rPr>
-      </w:pPr>
-      <w:r>
-        <w:rPr>
-          <w:rFonts w:ascii="Times New Roman" w:hAnsi="Times New Roman"/>
-        </w:rPr>
-        <w:t xml:space="preserve">Rekomendujemy w zależności od problemu serię 3–6 zabiegów wykonywanych co 2–3 tygodnie. </w:t>
-      </w:r>
-    </w:p>
-    <w:p>
-      <w:pPr>
-        <w:rPr>
-          <w:rFonts w:ascii="Times New Roman" w:hAnsi="Times New Roman"/>
-        </w:rPr>
-      </w:pPr>
-      <w:r>
-        <w:rPr>
-          <w:rFonts w:ascii="Times New Roman" w:hAnsi="Times New Roman"/>
-        </w:rPr>
-        <w:t xml:space="preserve">Nanoigły AURUMARIS świetnie sprawdzają się także jako jednorazowe odświeżenie skóry. Bezpośrednio po zabiegu cera często staje się delikatnie zaróżowiona, jednak ta naturalna reakcja szybko ustępuje. </w:t>
-      </w:r>
-    </w:p>
-    <w:p>
-      <w:pPr>
-        <w:rPr>
-          <w:rFonts w:ascii="Times New Roman" w:hAnsi="Times New Roman"/>
-        </w:rPr>
-      </w:pPr>
-    </w:p>
-    <w:p>
-      <w:pPr>
-        <w:rPr>
-          <w:rFonts w:ascii="Times New Roman" w:hAnsi="Times New Roman"/>
-        </w:rPr>
-      </w:pPr>
-      <w:r>
-        <w:rPr>
-          <w:rFonts w:ascii="Times New Roman" w:hAnsi="Times New Roman"/>
+        <w:t>Marka Aurumaris® oferuje kurację Nano-Needles®, która przywraca blask skórze dojrzałej i problematycznej. Zabieg naturalnie złuszcza naskórek, odnawia skórę, rozjaśnia przebarwienia oraz wyrównuje strukturę po bliznach i rozstępach.</w:t>
+      </w:r>
+    </w:p>
+    <w:p>
+      <w:pPr>
+        <w:rPr>
+          <w:rFonts w:ascii="Times New Roman" w:hAnsi="Times New Roman"/>
+        </w:rPr>
+      </w:pPr>
+      <w:r>
+        <w:rPr>
+          <w:rFonts w:ascii="Times New Roman" w:hAnsi="Times New Roman"/>
+        </w:rPr>
+        <w:t>Nano-igły (spikule z gąbki słodkowodnej o dł. 100–400 mikronów) wnikają w naskórek, transportując substancje aktywne. Utrzymują się w skórze od 72 do 120 godzin, stymulując regenerację poprzez mikronakłucia i stopniowe uwalnianie składników.</w:t>
+      </w:r>
+    </w:p>
+    <w:p>
+      <w:pPr>
+        <w:rPr>
+          <w:rFonts w:ascii="Times New Roman" w:hAnsi="Times New Roman"/>
+        </w:rPr>
+      </w:pPr>
+      <w:r>
+        <w:rPr>
+          <w:rFonts w:ascii="Times New Roman" w:hAnsi="Times New Roman"/>
+        </w:rPr>
+        <w:t>W zależności od wybranych ampułek, zabieg działa:</w:t>
+      </w:r>
+    </w:p>
+    <w:p>
+      <w:pPr>
+        <w:numPr>
+          <w:ilvl w:val="0"/>
+          <w:numId w:val="3"/>
+        </w:numPr>
+        <w:rPr>
+          <w:rFonts w:ascii="Times New Roman" w:hAnsi="Times New Roman"/>
+        </w:rPr>
+      </w:pPr>
+      <w:r>
+        <w:rPr>
+          <w:rFonts w:ascii="Times New Roman" w:hAnsi="Times New Roman"/>
+          <w:b/>
+          <w:bCs/>
+        </w:rPr>
+        <w:t>Depigmentująco:</w:t>
+      </w:r>
+      <w:r>
+        <w:rPr>
+          <w:rFonts w:ascii="Times New Roman" w:hAnsi="Times New Roman"/>
+        </w:rPr>
+        <w:t xml:space="preserve"> na przebarwienia i melazmę.</w:t>
+      </w:r>
+    </w:p>
+    <w:p>
+      <w:pPr>
+        <w:numPr>
+          <w:ilvl w:val="0"/>
+          <w:numId w:val="3"/>
+        </w:numPr>
+        <w:rPr>
+          <w:rFonts w:ascii="Times New Roman" w:hAnsi="Times New Roman"/>
+        </w:rPr>
+      </w:pPr>
+      <w:r>
+        <w:rPr>
+          <w:rFonts w:ascii="Times New Roman" w:hAnsi="Times New Roman"/>
+          <w:b/>
+          <w:bCs/>
+        </w:rPr>
+        <w:t>Stymulująco:</w:t>
+      </w:r>
+      <w:r>
+        <w:rPr>
+          <w:rFonts w:ascii="Times New Roman" w:hAnsi="Times New Roman"/>
+        </w:rPr>
+        <w:t xml:space="preserve"> pobudza produkcję kolagenu i kwasu hialuronowego.</w:t>
+      </w:r>
+    </w:p>
+    <w:p>
+      <w:pPr>
+        <w:numPr>
+          <w:ilvl w:val="0"/>
+          <w:numId w:val="3"/>
+        </w:numPr>
+        <w:rPr>
+          <w:rFonts w:ascii="Times New Roman" w:hAnsi="Times New Roman"/>
+        </w:rPr>
+      </w:pPr>
+      <w:r>
+        <w:rPr>
+          <w:rFonts w:ascii="Times New Roman" w:hAnsi="Times New Roman"/>
+          <w:b/>
+          <w:bCs/>
+        </w:rPr>
+        <w:t>Rewitalizująco:</w:t>
+      </w:r>
+      <w:r>
+        <w:rPr>
+          <w:rFonts w:ascii="Times New Roman" w:hAnsi="Times New Roman"/>
+        </w:rPr>
+        <w:t xml:space="preserve"> odbudowuje barierę hydrolipidową cery odwodnionej i podrażnionej.</w:t>
+      </w:r>
+    </w:p>
+    <w:p>
+      <w:pPr>
+        <w:rPr>
+          <w:rFonts w:ascii="Times New Roman" w:hAnsi="Times New Roman"/>
+        </w:rPr>
+      </w:pPr>
+      <w:r>
+        <w:rPr>
+          <w:rFonts w:ascii="Times New Roman" w:hAnsi="Times New Roman"/>
+        </w:rPr>
+        <w:t>Tworząc mikroskopijne kanaliki, metoda „nanopenetracji” zwiększa wchłanianie serum i elastyczność skóry. Zabieg jest mniej inwazyjny niż laser, działa powierzchniowo i nie przerywa naskórka, co czyni go bezpiecznym nawet dla cery wrażliwej.</w:t>
+      </w:r>
+    </w:p>
+    <w:p>
+      <w:pPr>
+        <w:rPr>
+          <w:rFonts w:ascii="Times New Roman" w:hAnsi="Times New Roman"/>
+        </w:rPr>
+      </w:pPr>
+      <w:r>
+        <w:rPr>
+          <w:rFonts w:ascii="Times New Roman" w:hAnsi="Times New Roman"/>
+          <w:b/>
+          <w:bCs/>
+        </w:rPr>
+        <w:t>Zalecenia:</w:t>
+      </w:r>
+      <w:r>
+        <w:rPr>
+          <w:rFonts w:ascii="Times New Roman" w:hAnsi="Times New Roman"/>
+        </w:rPr>
+        <w:t xml:space="preserve"> Seria 3–6 zabiegów co 2–3 tygodnie (lub jednorazowo jako odświeżenie). </w:t>
+      </w:r>
+      <w:r>
+        <w:rPr>
+          <w:rFonts w:ascii="Times New Roman" w:hAnsi="Times New Roman"/>
+          <w:b/>
+          <w:bCs/>
         </w:rPr>
         <w:t>Normalne objawy po zabiegu:</w:t>
       </w:r>
     </w:p>
     <w:p>
       <w:pPr>
-        <w:rPr>
-          <w:rFonts w:ascii="Times New Roman" w:hAnsi="Times New Roman"/>
-        </w:rPr>
-      </w:pPr>
-      <w:r>
-        <w:rPr>
-          <w:rFonts w:ascii="Times New Roman" w:hAnsi="Times New Roman"/>
-        </w:rPr>
-        <w:t>* uczucie „igiełek” w skórze przez 1–2 dni,</w:t>
-      </w:r>
-    </w:p>
-    <w:p>
-      <w:pPr>
-        <w:rPr>
-          <w:rFonts w:ascii="Times New Roman" w:hAnsi="Times New Roman"/>
-        </w:rPr>
-      </w:pPr>
-      <w:r>
-        <w:rPr>
-          <w:rFonts w:ascii="Times New Roman" w:hAnsi="Times New Roman"/>
-        </w:rPr>
-        <w:t>* zaczerwienienie,</w:t>
-      </w:r>
-    </w:p>
-    <w:p>
-      <w:pPr>
-        <w:rPr>
-          <w:rFonts w:ascii="Times New Roman" w:hAnsi="Times New Roman"/>
-        </w:rPr>
-      </w:pPr>
-      <w:r>
-        <w:rPr>
-          <w:rFonts w:ascii="Times New Roman" w:hAnsi="Times New Roman"/>
-        </w:rPr>
-        <w:t>* lekkie łuszczenie po 2–3 dniach.</w:t>
-      </w:r>
-    </w:p>
-    <w:p>
-      <w:pPr>
-        <w:rPr>
-          <w:rFonts w:ascii="Times New Roman" w:hAnsi="Times New Roman"/>
-        </w:rPr>
-      </w:pPr>
-    </w:p>
-    <w:p>
-      <w:pPr>
-        <w:rPr>
-          <w:rFonts w:ascii="Times New Roman" w:hAnsi="Times New Roman"/>
-        </w:rPr>
-      </w:pPr>
-    </w:p>
-    <w:p>
-      <w:pPr>
-        <w:rPr>
-          <w:rFonts w:ascii="Times New Roman" w:hAnsi="Times New Roman"/>
-        </w:rPr>
-      </w:pPr>
+        <w:numPr>
+          <w:ilvl w:val="0"/>
+          <w:numId w:val="4"/>
+        </w:numPr>
+        <w:rPr>
+          <w:rFonts w:ascii="Times New Roman" w:hAnsi="Times New Roman"/>
+        </w:rPr>
+      </w:pPr>
+      <w:r>
+        <w:rPr>
+          <w:rFonts w:ascii="Times New Roman" w:hAnsi="Times New Roman"/>
+        </w:rPr>
+        <w:t>uczucie „igiełek” w skórze przez 1–2 dni,</w:t>
+      </w:r>
+    </w:p>
+    <w:p>
+      <w:pPr>
+        <w:numPr>
+          <w:ilvl w:val="0"/>
+          <w:numId w:val="4"/>
+        </w:numPr>
+        <w:rPr>
+          <w:rFonts w:ascii="Times New Roman" w:hAnsi="Times New Roman"/>
+        </w:rPr>
+      </w:pPr>
+      <w:r>
+        <w:rPr>
+          <w:rFonts w:ascii="Times New Roman" w:hAnsi="Times New Roman"/>
+        </w:rPr>
+        <w:t>krótkotrwałe zaczerwienienie,</w:t>
+      </w:r>
+    </w:p>
+    <w:p>
+      <w:pPr>
+        <w:numPr>
+          <w:ilvl w:val="0"/>
+          <w:numId w:val="4"/>
+        </w:numPr>
+        <w:rPr>
+          <w:rFonts w:ascii="Times New Roman" w:hAnsi="Times New Roman"/>
+        </w:rPr>
+      </w:pPr>
+      <w:r>
+        <w:rPr>
+          <w:rFonts w:ascii="Times New Roman" w:hAnsi="Times New Roman"/>
+        </w:rPr>
+        <w:t>lekkie łuszczenie po 2–3 dniach.</w:t>
+      </w:r>
     </w:p>
     <w:p>
       <w:pPr>
@@ -447,59 +337,59 @@
         <w:rPr>
           <w:rFonts w:ascii="Times New Roman" w:hAnsi="Times New Roman"/>
         </w:rPr>
+        <w:t>* wygładzania blizn i przebarwień potrądzikowych,</w:t>
+      </w:r>
+    </w:p>
+    <w:p>
+      <w:pPr>
+        <w:rPr>
+          <w:rFonts w:ascii="Times New Roman" w:hAnsi="Times New Roman"/>
+        </w:rPr>
+      </w:pPr>
+      <w:r>
+        <w:rPr>
+          <w:rFonts w:ascii="Times New Roman" w:hAnsi="Times New Roman"/>
+        </w:rPr>
+        <w:t>* poprawa struktury skóry i zmniejszenia zmarszczek,</w:t>
+      </w:r>
+    </w:p>
+    <w:p>
+      <w:pPr>
+        <w:rPr>
+          <w:rFonts w:ascii="Times New Roman" w:hAnsi="Times New Roman"/>
+        </w:rPr>
+      </w:pPr>
+      <w:r>
+        <w:rPr>
+          <w:rFonts w:ascii="Times New Roman" w:hAnsi="Times New Roman"/>
+        </w:rPr>
+        <w:t>* rozjaśnienia i ujednolicenia kolorytu,</w:t>
+      </w:r>
+    </w:p>
+    <w:p>
+      <w:pPr>
+        <w:rPr>
+          <w:rFonts w:ascii="Times New Roman" w:hAnsi="Times New Roman"/>
+        </w:rPr>
+      </w:pPr>
+      <w:r>
+        <w:rPr>
+          <w:rFonts w:ascii="Times New Roman" w:hAnsi="Times New Roman"/>
+        </w:rPr>
+        <w:t>* zwężenie porów</w:t>
+      </w:r>
+    </w:p>
+    <w:p>
+      <w:pPr>
+        <w:rPr>
+          <w:rFonts w:ascii="Times New Roman" w:hAnsi="Times New Roman"/>
+        </w:rPr>
+      </w:pPr>
+      <w:r>
+        <w:rPr>
+          <w:rFonts w:ascii="Times New Roman" w:hAnsi="Times New Roman"/>
+        </w:rPr>
         <w:lastRenderedPageBreak/>
-        <w:t>* wygładzania blizn i przebarwień potrądzikowych,</w:t>
-      </w:r>
-    </w:p>
-    <w:p>
-      <w:pPr>
-        <w:rPr>
-          <w:rFonts w:ascii="Times New Roman" w:hAnsi="Times New Roman"/>
-        </w:rPr>
-      </w:pPr>
-      <w:r>
-        <w:rPr>
-          <w:rFonts w:ascii="Times New Roman" w:hAnsi="Times New Roman"/>
-        </w:rPr>
-        <w:t>* poprawa struktury skóry i zmniejszenia zmarszczek,</w:t>
-      </w:r>
-    </w:p>
-    <w:p>
-      <w:pPr>
-        <w:rPr>
-          <w:rFonts w:ascii="Times New Roman" w:hAnsi="Times New Roman"/>
-        </w:rPr>
-      </w:pPr>
-      <w:r>
-        <w:rPr>
-          <w:rFonts w:ascii="Times New Roman" w:hAnsi="Times New Roman"/>
-        </w:rPr>
-        <w:t>* rozjaśnienia i ujednolicenia kolorytu,</w:t>
-      </w:r>
-    </w:p>
-    <w:p>
-      <w:pPr>
-        <w:rPr>
-          <w:rFonts w:ascii="Times New Roman" w:hAnsi="Times New Roman"/>
-        </w:rPr>
-      </w:pPr>
-      <w:r>
-        <w:rPr>
-          <w:rFonts w:ascii="Times New Roman" w:hAnsi="Times New Roman"/>
-        </w:rPr>
-        <w:t>* zwężenie porów</w:t>
-      </w:r>
-    </w:p>
-    <w:p>
-      <w:pPr>
-        <w:rPr>
-          <w:rFonts w:ascii="Times New Roman" w:hAnsi="Times New Roman"/>
-        </w:rPr>
-      </w:pPr>
-      <w:r>
-        <w:rPr>
-          <w:rFonts w:ascii="Times New Roman" w:hAnsi="Times New Roman"/>
-        </w:rPr>
         <w:t>* wypłycenie blizn zanikowych oraz rozstępów</w:t>
       </w:r>
     </w:p>
@@ -553,7 +443,21 @@
         <w:rPr>
           <w:rFonts w:ascii="Times New Roman" w:hAnsi="Times New Roman"/>
         </w:rPr>
-        <w:t>* aktywne stany zapalne skóry ( trądzik ropny),</w:t>
+        <w:t xml:space="preserve">* aktywne stany zapalne skóry </w:t>
+      </w:r>
+      <w:proofErr w:type="gramStart"/>
+      <w:r>
+        <w:rPr>
+          <w:rFonts w:ascii="Times New Roman" w:hAnsi="Times New Roman"/>
+        </w:rPr>
+        <w:t>( trądzik</w:t>
+      </w:r>
+      <w:proofErr w:type="gramEnd"/>
+      <w:r>
+        <w:rPr>
+          <w:rFonts w:ascii="Times New Roman" w:hAnsi="Times New Roman"/>
+        </w:rPr>
+        <w:t xml:space="preserve"> ropny),</w:t>
       </w:r>
     </w:p>
     <w:p>
@@ -579,7 +483,21 @@
         <w:rPr>
           <w:rFonts w:ascii="Times New Roman" w:hAnsi="Times New Roman"/>
         </w:rPr>
-        <w:t>* przerwana ciągłość naskórka w miejscu zabiegowym ( rany, otarcia, świeże blizny, oparzenia słoneczne),</w:t>
+        <w:t xml:space="preserve">* przerwana ciągłość naskórka w miejscu zabiegowym </w:t>
+      </w:r>
+      <w:proofErr w:type="gramStart"/>
+      <w:r>
+        <w:rPr>
+          <w:rFonts w:ascii="Times New Roman" w:hAnsi="Times New Roman"/>
+        </w:rPr>
+        <w:t>( rany</w:t>
+      </w:r>
+      <w:proofErr w:type="gramEnd"/>
+      <w:r>
+        <w:rPr>
+          <w:rFonts w:ascii="Times New Roman" w:hAnsi="Times New Roman"/>
+        </w:rPr>
+        <w:t>, otarcia, świeże blizny, oparzenia słoneczne),</w:t>
       </w:r>
     </w:p>
     <w:p>
@@ -775,7 +693,60 @@
         <w:rPr>
           <w:rFonts w:ascii="Times New Roman" w:hAnsi="Times New Roman"/>
         </w:rPr>
-        <w:t>* zachować sterylność (  świeża poszewka na poduszkę, świeży ręcznik do okolicy zabiegowej)</w:t>
+        <w:t xml:space="preserve">* zachować sterylność </w:t>
+      </w:r>
+      <w:proofErr w:type="gramStart"/>
+      <w:r>
+        <w:rPr>
+          <w:rFonts w:ascii="Times New Roman" w:hAnsi="Times New Roman"/>
+        </w:rPr>
+        <w:t>(  świeża</w:t>
+      </w:r>
+      <w:proofErr w:type="gramEnd"/>
+      <w:r>
+        <w:rPr>
+          <w:rFonts w:ascii="Times New Roman" w:hAnsi="Times New Roman"/>
+        </w:rPr>
+        <w:t xml:space="preserve"> poszewka na poduszkę, świeży ręcznik do okolicy zabiegowej)</w:t>
+      </w:r>
+    </w:p>
+    <w:p>
+      <w:pPr>
+        <w:rPr>
+          <w:rFonts w:ascii="Times New Roman" w:hAnsi="Times New Roman"/>
+        </w:rPr>
+      </w:pPr>
+      <w:r>
+        <w:rPr>
+          <w:rFonts w:ascii="Times New Roman" w:hAnsi="Times New Roman"/>
+        </w:rPr>
+        <w:t>* unikać makijażu (24 – 48 h po zabiegu)</w:t>
+      </w:r>
+    </w:p>
+    <w:p>
+      <w:pPr>
+        <w:rPr>
+          <w:rFonts w:ascii="Times New Roman" w:hAnsi="Times New Roman"/>
+        </w:rPr>
+      </w:pPr>
+      <w:r>
+        <w:rPr>
+          <w:rFonts w:ascii="Times New Roman" w:hAnsi="Times New Roman"/>
+        </w:rPr>
+        <w:t>* nie stosować żadnych nowych kosmetyków</w:t>
+      </w:r>
+    </w:p>
+    <w:p>
+      <w:pPr>
+        <w:rPr>
+          <w:rFonts w:ascii="Times New Roman" w:hAnsi="Times New Roman"/>
+        </w:rPr>
+      </w:pPr>
+      <w:r>
+        <w:rPr>
+          <w:rFonts w:ascii="Times New Roman" w:hAnsi="Times New Roman"/>
+        </w:rPr>
+        <w:t>* używać łagodnych preparatów myjących i kremów regenerujących rekomendowanych przez kosmetologa,</w:t>
       </w:r>
     </w:p>
     <w:p>
@@ -789,45 +760,6 @@
           <w:rFonts w:ascii="Times New Roman" w:hAnsi="Times New Roman"/>
         </w:rPr>
         <w:lastRenderedPageBreak/>
-        <w:t>* unikać makijażu (24 – 48 h po zabiegu)</w:t>
-      </w:r>
-    </w:p>
-    <w:p>
-      <w:pPr>
-        <w:rPr>
-          <w:rFonts w:ascii="Times New Roman" w:hAnsi="Times New Roman"/>
-        </w:rPr>
-      </w:pPr>
-      <w:r>
-        <w:rPr>
-          <w:rFonts w:ascii="Times New Roman" w:hAnsi="Times New Roman"/>
-        </w:rPr>
-        <w:t>* nie stosować żadnych nowych kosmetyków</w:t>
-      </w:r>
-    </w:p>
-    <w:p>
-      <w:pPr>
-        <w:rPr>
-          <w:rFonts w:ascii="Times New Roman" w:hAnsi="Times New Roman"/>
-        </w:rPr>
-      </w:pPr>
-      <w:r>
-        <w:rPr>
-          <w:rFonts w:ascii="Times New Roman" w:hAnsi="Times New Roman"/>
-        </w:rPr>
-        <w:t>* używać łagodnych preparatów myjących i kremów regenerujących rekomendowanych przez kosmetologa,</w:t>
-      </w:r>
-    </w:p>
-    <w:p>
-      <w:pPr>
-        <w:rPr>
-          <w:rFonts w:ascii="Times New Roman" w:hAnsi="Times New Roman"/>
-        </w:rPr>
-      </w:pPr>
-      <w:r>
-        <w:rPr>
-          <w:rFonts w:ascii="Times New Roman" w:hAnsi="Times New Roman"/>
-        </w:rPr>
         <w:t>* nie stosować peelingów mechanicznych ani enzymatycznych,</w:t>
       </w:r>
     </w:p>
@@ -976,6 +908,619 @@
     </w:p>
   </w:footnote>
 </w:footnotes>
+</file>
+
+<file path=word/numbering.xml><?xml version="1.0" encoding="utf-8"?>
+<w:numbering xmlns:wpc="http://schemas.microsoft.com/office/word/2010/wordprocessingCanvas" xmlns:cx="http://schemas.microsoft.com/office/drawing/2014/chartex" xmlns:cx1="http://schemas.microsoft.com/office/drawing/2015/9/8/chartex" xmlns:cx2="http://schemas.microsoft.com/office/drawing/2015/10/21/chartex" xmlns:cx3="http://schemas.microsoft.com/office/drawing/2016/5/9/chartex" xmlns:cx4="http://schemas.microsoft.com/office/drawing/2016/5/10/chartex" xmlns:cx5="http://schemas.microsoft.com/office/drawing/2016/5/11/chartex" xmlns:cx6="http://schemas.microsoft.com/office/drawing/2016/5/12/chartex" xmlns:cx7="http://schemas.microsoft.com/office/drawing/2016/5/13/chartex" xmlns:cx8="http://schemas.microsoft.com/office/drawing/2016/5/14/chartex" xmlns:mc="http://schemas.openxmlformats.org/markup-compatibility/2006" xmlns:aink="http://schemas.microsoft.com/office/drawing/2016/ink" xmlns:am3d="http://schemas.microsoft.com/office/drawing/2017/model3d" xmlns:o="urn:schemas-microsoft-com:office:office" xmlns:oel="http://schemas.microsoft.com/office/2019/extlst" xmlns:r="http://schemas.openxmlformats.org/officeDocument/2006/relationships" xmlns:m="http://schemas.openxmlformats.org/officeDocument/2006/math" xmlns:v="urn:schemas-microsoft-com:vml" xmlns:wp14="http://schemas.microsoft.com/office/word/2010/wordprocessingDrawing" xmlns:wp="http://schemas.openxmlformats.org/drawingml/2006/wordprocessingDrawing" xmlns:w10="urn:schemas-microsoft-com:office:word" xmlns:w="http://schemas.openxmlformats.org/wordprocessingml/2006/main" xmlns:w14="http://schemas.microsoft.com/office/word/2010/wordml" xmlns:w15="http://schemas.microsoft.com/office/word/2012/wordml" xmlns:w16cex="http://schemas.microsoft.com/office/word/2018/wordml/cex" xmlns:w16cid="http://schemas.microsoft.com/office/word/2016/wordml/cid" xmlns:w16="http://schemas.microsoft.com/office/word/2018/wordml" xmlns:w16du="http://schemas.microsoft.com/office/word/2023/wordml/word16du" xmlns:w16sdtdh="http://schemas.microsoft.com/office/word/2020/wordml/sdtdatahash" xmlns:w16sdtfl="http://schemas.microsoft.com/office/word/2024/wordml/sdtformatlock" xmlns:w16se="http://schemas.microsoft.com/office/word/2015/wordml/symex" xmlns:wpg="http://schemas.microsoft.com/office/word/2010/wordprocessingGroup" xmlns:wpi="http://schemas.microsoft.com/office/word/2010/wordprocessingInk" xmlns:wne="http://schemas.microsoft.com/office/word/2006/wordml" xmlns:wps="http://schemas.microsoft.com/office/word/2010/wordprocessingShape" mc:Ignorable="w14 w15 w16se w16cid w16 w16cex w16sdtdh w16sdtfl w16du wp14">
+  <w:abstractNum w:abstractNumId="0" w15:restartNumberingAfterBreak="0">
+    <w:nsid w:val="0FC52773"/>
+    <w:multiLevelType w:val="multilevel"/>
+    <w:tmpl w:val="5CEC60F6"/>
+    <w:lvl w:ilvl="0">
+      <w:start w:val="1"/>
+      <w:numFmt w:val="bullet"/>
+      <w:lvlText w:val=""/>
+      <w:lvlJc w:val="left"/>
+      <w:pPr>
+        <w:tabs>
+          <w:tab w:val="num" w:pos="720"/>
+        </w:tabs>
+        <w:ind w:left="720" w:hanging="360"/>
+      </w:pPr>
+      <w:rPr>
+        <w:rFonts w:ascii="Symbol" w:hAnsi="Symbol" w:hint="default"/>
+        <w:sz w:val="20"/>
+      </w:rPr>
+    </w:lvl>
+    <w:lvl w:ilvl="1" w:tentative="1">
+      <w:start w:val="1"/>
+      <w:numFmt w:val="bullet"/>
+      <w:lvlText w:val="o"/>
+      <w:lvlJc w:val="left"/>
+      <w:pPr>
+        <w:tabs>
+          <w:tab w:val="num" w:pos="1440"/>
+        </w:tabs>
+        <w:ind w:left="1440" w:hanging="360"/>
+      </w:pPr>
+      <w:rPr>
+        <w:rFonts w:ascii="Courier New" w:hAnsi="Courier New" w:hint="default"/>
+        <w:sz w:val="20"/>
+      </w:rPr>
+    </w:lvl>
+    <w:lvl w:ilvl="2" w:tentative="1">
+      <w:start w:val="1"/>
+      <w:numFmt w:val="bullet"/>
+      <w:lvlText w:val=""/>
+      <w:lvlJc w:val="left"/>
+      <w:pPr>
+        <w:tabs>
+          <w:tab w:val="num" w:pos="2160"/>
+        </w:tabs>
+        <w:ind w:left="2160" w:hanging="360"/>
+      </w:pPr>
+      <w:rPr>
+        <w:rFonts w:ascii="Wingdings" w:hAnsi="Wingdings" w:hint="default"/>
+        <w:sz w:val="20"/>
+      </w:rPr>
+    </w:lvl>
+    <w:lvl w:ilvl="3" w:tentative="1">
+      <w:start w:val="1"/>
+      <w:numFmt w:val="bullet"/>
+      <w:lvlText w:val=""/>
+      <w:lvlJc w:val="left"/>
+      <w:pPr>
+        <w:tabs>
+          <w:tab w:val="num" w:pos="2880"/>
+        </w:tabs>
+        <w:ind w:left="2880" w:hanging="360"/>
+      </w:pPr>
+      <w:rPr>
+        <w:rFonts w:ascii="Wingdings" w:hAnsi="Wingdings" w:hint="default"/>
+        <w:sz w:val="20"/>
+      </w:rPr>
+    </w:lvl>
+    <w:lvl w:ilvl="4" w:tentative="1">
+      <w:start w:val="1"/>
+      <w:numFmt w:val="bullet"/>
+      <w:lvlText w:val=""/>
+      <w:lvlJc w:val="left"/>
+      <w:pPr>
+        <w:tabs>
+          <w:tab w:val="num" w:pos="3600"/>
+        </w:tabs>
+        <w:ind w:left="3600" w:hanging="360"/>
+      </w:pPr>
+      <w:rPr>
+        <w:rFonts w:ascii="Wingdings" w:hAnsi="Wingdings" w:hint="default"/>
+        <w:sz w:val="20"/>
+      </w:rPr>
+    </w:lvl>
+    <w:lvl w:ilvl="5" w:tentative="1">
+      <w:start w:val="1"/>
+      <w:numFmt w:val="bullet"/>
+      <w:lvlText w:val=""/>
+      <w:lvlJc w:val="left"/>
+      <w:pPr>
+        <w:tabs>
+          <w:tab w:val="num" w:pos="4320"/>
+        </w:tabs>
+        <w:ind w:left="4320" w:hanging="360"/>
+      </w:pPr>
+      <w:rPr>
+        <w:rFonts w:ascii="Wingdings" w:hAnsi="Wingdings" w:hint="default"/>
+        <w:sz w:val="20"/>
+      </w:rPr>
+    </w:lvl>
+    <w:lvl w:ilvl="6" w:tentative="1">
+      <w:start w:val="1"/>
+      <w:numFmt w:val="bullet"/>
+      <w:lvlText w:val=""/>
+      <w:lvlJc w:val="left"/>
+      <w:pPr>
+        <w:tabs>
+          <w:tab w:val="num" w:pos="5040"/>
+        </w:tabs>
+        <w:ind w:left="5040" w:hanging="360"/>
+      </w:pPr>
+      <w:rPr>
+        <w:rFonts w:ascii="Wingdings" w:hAnsi="Wingdings" w:hint="default"/>
+        <w:sz w:val="20"/>
+      </w:rPr>
+    </w:lvl>
+    <w:lvl w:ilvl="7" w:tentative="1">
+      <w:start w:val="1"/>
+      <w:numFmt w:val="bullet"/>
+      <w:lvlText w:val=""/>
+      <w:lvlJc w:val="left"/>
+      <w:pPr>
+        <w:tabs>
+          <w:tab w:val="num" w:pos="5760"/>
+        </w:tabs>
+        <w:ind w:left="5760" w:hanging="360"/>
+      </w:pPr>
+      <w:rPr>
+        <w:rFonts w:ascii="Wingdings" w:hAnsi="Wingdings" w:hint="default"/>
+        <w:sz w:val="20"/>
+      </w:rPr>
+    </w:lvl>
+    <w:lvl w:ilvl="8" w:tentative="1">
+      <w:start w:val="1"/>
+      <w:numFmt w:val="bullet"/>
+      <w:lvlText w:val=""/>
+      <w:lvlJc w:val="left"/>
+      <w:pPr>
+        <w:tabs>
+          <w:tab w:val="num" w:pos="6480"/>
+        </w:tabs>
+        <w:ind w:left="6480" w:hanging="360"/>
+      </w:pPr>
+      <w:rPr>
+        <w:rFonts w:ascii="Wingdings" w:hAnsi="Wingdings" w:hint="default"/>
+        <w:sz w:val="20"/>
+      </w:rPr>
+    </w:lvl>
+  </w:abstractNum>
+  <w:abstractNum w:abstractNumId="1" w15:restartNumberingAfterBreak="0">
+    <w:nsid w:val="376B4968"/>
+    <w:multiLevelType w:val="multilevel"/>
+    <w:tmpl w:val="DA882516"/>
+    <w:lvl w:ilvl="0">
+      <w:start w:val="1"/>
+      <w:numFmt w:val="bullet"/>
+      <w:lvlText w:val=""/>
+      <w:lvlJc w:val="left"/>
+      <w:pPr>
+        <w:tabs>
+          <w:tab w:val="num" w:pos="720"/>
+        </w:tabs>
+        <w:ind w:left="720" w:hanging="360"/>
+      </w:pPr>
+      <w:rPr>
+        <w:rFonts w:ascii="Symbol" w:hAnsi="Symbol" w:hint="default"/>
+        <w:sz w:val="20"/>
+      </w:rPr>
+    </w:lvl>
+    <w:lvl w:ilvl="1" w:tentative="1">
+      <w:start w:val="1"/>
+      <w:numFmt w:val="bullet"/>
+      <w:lvlText w:val="o"/>
+      <w:lvlJc w:val="left"/>
+      <w:pPr>
+        <w:tabs>
+          <w:tab w:val="num" w:pos="1440"/>
+        </w:tabs>
+        <w:ind w:left="1440" w:hanging="360"/>
+      </w:pPr>
+      <w:rPr>
+        <w:rFonts w:ascii="Courier New" w:hAnsi="Courier New" w:hint="default"/>
+        <w:sz w:val="20"/>
+      </w:rPr>
+    </w:lvl>
+    <w:lvl w:ilvl="2" w:tentative="1">
+      <w:start w:val="1"/>
+      <w:numFmt w:val="bullet"/>
+      <w:lvlText w:val=""/>
+      <w:lvlJc w:val="left"/>
+      <w:pPr>
+        <w:tabs>
+          <w:tab w:val="num" w:pos="2160"/>
+        </w:tabs>
+        <w:ind w:left="2160" w:hanging="360"/>
+      </w:pPr>
+      <w:rPr>
+        <w:rFonts w:ascii="Wingdings" w:hAnsi="Wingdings" w:hint="default"/>
+        <w:sz w:val="20"/>
+      </w:rPr>
+    </w:lvl>
+    <w:lvl w:ilvl="3" w:tentative="1">
+      <w:start w:val="1"/>
+      <w:numFmt w:val="bullet"/>
+      <w:lvlText w:val=""/>
+      <w:lvlJc w:val="left"/>
+      <w:pPr>
+        <w:tabs>
+          <w:tab w:val="num" w:pos="2880"/>
+        </w:tabs>
+        <w:ind w:left="2880" w:hanging="360"/>
+      </w:pPr>
+      <w:rPr>
+        <w:rFonts w:ascii="Wingdings" w:hAnsi="Wingdings" w:hint="default"/>
+        <w:sz w:val="20"/>
+      </w:rPr>
+    </w:lvl>
+    <w:lvl w:ilvl="4" w:tentative="1">
+      <w:start w:val="1"/>
+      <w:numFmt w:val="bullet"/>
+      <w:lvlText w:val=""/>
+      <w:lvlJc w:val="left"/>
+      <w:pPr>
+        <w:tabs>
+          <w:tab w:val="num" w:pos="3600"/>
+        </w:tabs>
+        <w:ind w:left="3600" w:hanging="360"/>
+      </w:pPr>
+      <w:rPr>
+        <w:rFonts w:ascii="Wingdings" w:hAnsi="Wingdings" w:hint="default"/>
+        <w:sz w:val="20"/>
+      </w:rPr>
+    </w:lvl>
+    <w:lvl w:ilvl="5" w:tentative="1">
+      <w:start w:val="1"/>
+      <w:numFmt w:val="bullet"/>
+      <w:lvlText w:val=""/>
+      <w:lvlJc w:val="left"/>
+      <w:pPr>
+        <w:tabs>
+          <w:tab w:val="num" w:pos="4320"/>
+        </w:tabs>
+        <w:ind w:left="4320" w:hanging="360"/>
+      </w:pPr>
+      <w:rPr>
+        <w:rFonts w:ascii="Wingdings" w:hAnsi="Wingdings" w:hint="default"/>
+        <w:sz w:val="20"/>
+      </w:rPr>
+    </w:lvl>
+    <w:lvl w:ilvl="6" w:tentative="1">
+      <w:start w:val="1"/>
+      <w:numFmt w:val="bullet"/>
+      <w:lvlText w:val=""/>
+      <w:lvlJc w:val="left"/>
+      <w:pPr>
+        <w:tabs>
+          <w:tab w:val="num" w:pos="5040"/>
+        </w:tabs>
+        <w:ind w:left="5040" w:hanging="360"/>
+      </w:pPr>
+      <w:rPr>
+        <w:rFonts w:ascii="Wingdings" w:hAnsi="Wingdings" w:hint="default"/>
+        <w:sz w:val="20"/>
+      </w:rPr>
+    </w:lvl>
+    <w:lvl w:ilvl="7" w:tentative="1">
+      <w:start w:val="1"/>
+      <w:numFmt w:val="bullet"/>
+      <w:lvlText w:val=""/>
+      <w:lvlJc w:val="left"/>
+      <w:pPr>
+        <w:tabs>
+          <w:tab w:val="num" w:pos="5760"/>
+        </w:tabs>
+        <w:ind w:left="5760" w:hanging="360"/>
+      </w:pPr>
+      <w:rPr>
+        <w:rFonts w:ascii="Wingdings" w:hAnsi="Wingdings" w:hint="default"/>
+        <w:sz w:val="20"/>
+      </w:rPr>
+    </w:lvl>
+    <w:lvl w:ilvl="8" w:tentative="1">
+      <w:start w:val="1"/>
+      <w:numFmt w:val="bullet"/>
+      <w:lvlText w:val=""/>
+      <w:lvlJc w:val="left"/>
+      <w:pPr>
+        <w:tabs>
+          <w:tab w:val="num" w:pos="6480"/>
+        </w:tabs>
+        <w:ind w:left="6480" w:hanging="360"/>
+      </w:pPr>
+      <w:rPr>
+        <w:rFonts w:ascii="Wingdings" w:hAnsi="Wingdings" w:hint="default"/>
+        <w:sz w:val="20"/>
+      </w:rPr>
+    </w:lvl>
+  </w:abstractNum>
+  <w:abstractNum w:abstractNumId="2" w15:restartNumberingAfterBreak="0">
+    <w:nsid w:val="53930112"/>
+    <w:multiLevelType w:val="multilevel"/>
+    <w:tmpl w:val="9A96E246"/>
+    <w:lvl w:ilvl="0">
+      <w:start w:val="1"/>
+      <w:numFmt w:val="bullet"/>
+      <w:lvlText w:val=""/>
+      <w:lvlJc w:val="left"/>
+      <w:pPr>
+        <w:tabs>
+          <w:tab w:val="num" w:pos="720"/>
+        </w:tabs>
+        <w:ind w:left="720" w:hanging="360"/>
+      </w:pPr>
+      <w:rPr>
+        <w:rFonts w:ascii="Symbol" w:hAnsi="Symbol" w:hint="default"/>
+        <w:sz w:val="20"/>
+      </w:rPr>
+    </w:lvl>
+    <w:lvl w:ilvl="1" w:tentative="1">
+      <w:start w:val="1"/>
+      <w:numFmt w:val="bullet"/>
+      <w:lvlText w:val="o"/>
+      <w:lvlJc w:val="left"/>
+      <w:pPr>
+        <w:tabs>
+          <w:tab w:val="num" w:pos="1440"/>
+        </w:tabs>
+        <w:ind w:left="1440" w:hanging="360"/>
+      </w:pPr>
+      <w:rPr>
+        <w:rFonts w:ascii="Courier New" w:hAnsi="Courier New" w:hint="default"/>
+        <w:sz w:val="20"/>
+      </w:rPr>
+    </w:lvl>
+    <w:lvl w:ilvl="2" w:tentative="1">
+      <w:start w:val="1"/>
+      <w:numFmt w:val="bullet"/>
+      <w:lvlText w:val=""/>
+      <w:lvlJc w:val="left"/>
+      <w:pPr>
+        <w:tabs>
+          <w:tab w:val="num" w:pos="2160"/>
+        </w:tabs>
+        <w:ind w:left="2160" w:hanging="360"/>
+      </w:pPr>
+      <w:rPr>
+        <w:rFonts w:ascii="Wingdings" w:hAnsi="Wingdings" w:hint="default"/>
+        <w:sz w:val="20"/>
+      </w:rPr>
+    </w:lvl>
+    <w:lvl w:ilvl="3" w:tentative="1">
+      <w:start w:val="1"/>
+      <w:numFmt w:val="bullet"/>
+      <w:lvlText w:val=""/>
+      <w:lvlJc w:val="left"/>
+      <w:pPr>
+        <w:tabs>
+          <w:tab w:val="num" w:pos="2880"/>
+        </w:tabs>
+        <w:ind w:left="2880" w:hanging="360"/>
+      </w:pPr>
+      <w:rPr>
+        <w:rFonts w:ascii="Wingdings" w:hAnsi="Wingdings" w:hint="default"/>
+        <w:sz w:val="20"/>
+      </w:rPr>
+    </w:lvl>
+    <w:lvl w:ilvl="4" w:tentative="1">
+      <w:start w:val="1"/>
+      <w:numFmt w:val="bullet"/>
+      <w:lvlText w:val=""/>
+      <w:lvlJc w:val="left"/>
+      <w:pPr>
+        <w:tabs>
+          <w:tab w:val="num" w:pos="3600"/>
+        </w:tabs>
+        <w:ind w:left="3600" w:hanging="360"/>
+      </w:pPr>
+      <w:rPr>
+        <w:rFonts w:ascii="Wingdings" w:hAnsi="Wingdings" w:hint="default"/>
+        <w:sz w:val="20"/>
+      </w:rPr>
+    </w:lvl>
+    <w:lvl w:ilvl="5" w:tentative="1">
+      <w:start w:val="1"/>
+      <w:numFmt w:val="bullet"/>
+      <w:lvlText w:val=""/>
+      <w:lvlJc w:val="left"/>
+      <w:pPr>
+        <w:tabs>
+          <w:tab w:val="num" w:pos="4320"/>
+        </w:tabs>
+        <w:ind w:left="4320" w:hanging="360"/>
+      </w:pPr>
+      <w:rPr>
+        <w:rFonts w:ascii="Wingdings" w:hAnsi="Wingdings" w:hint="default"/>
+        <w:sz w:val="20"/>
+      </w:rPr>
+    </w:lvl>
+    <w:lvl w:ilvl="6" w:tentative="1">
+      <w:start w:val="1"/>
+      <w:numFmt w:val="bullet"/>
+      <w:lvlText w:val=""/>
+      <w:lvlJc w:val="left"/>
+      <w:pPr>
+        <w:tabs>
+          <w:tab w:val="num" w:pos="5040"/>
+        </w:tabs>
+        <w:ind w:left="5040" w:hanging="360"/>
+      </w:pPr>
+      <w:rPr>
+        <w:rFonts w:ascii="Wingdings" w:hAnsi="Wingdings" w:hint="default"/>
+        <w:sz w:val="20"/>
+      </w:rPr>
+    </w:lvl>
+    <w:lvl w:ilvl="7" w:tentative="1">
+      <w:start w:val="1"/>
+      <w:numFmt w:val="bullet"/>
+      <w:lvlText w:val=""/>
+      <w:lvlJc w:val="left"/>
+      <w:pPr>
+        <w:tabs>
+          <w:tab w:val="num" w:pos="5760"/>
+        </w:tabs>
+        <w:ind w:left="5760" w:hanging="360"/>
+      </w:pPr>
+      <w:rPr>
+        <w:rFonts w:ascii="Wingdings" w:hAnsi="Wingdings" w:hint="default"/>
+        <w:sz w:val="20"/>
+      </w:rPr>
+    </w:lvl>
+    <w:lvl w:ilvl="8" w:tentative="1">
+      <w:start w:val="1"/>
+      <w:numFmt w:val="bullet"/>
+      <w:lvlText w:val=""/>
+      <w:lvlJc w:val="left"/>
+      <w:pPr>
+        <w:tabs>
+          <w:tab w:val="num" w:pos="6480"/>
+        </w:tabs>
+        <w:ind w:left="6480" w:hanging="360"/>
+      </w:pPr>
+      <w:rPr>
+        <w:rFonts w:ascii="Wingdings" w:hAnsi="Wingdings" w:hint="default"/>
+        <w:sz w:val="20"/>
+      </w:rPr>
+    </w:lvl>
+  </w:abstractNum>
+  <w:abstractNum w:abstractNumId="3" w15:restartNumberingAfterBreak="0">
+    <w:nsid w:val="7C5C237C"/>
+    <w:multiLevelType w:val="multilevel"/>
+    <w:tmpl w:val="23302C38"/>
+    <w:lvl w:ilvl="0">
+      <w:start w:val="1"/>
+      <w:numFmt w:val="bullet"/>
+      <w:lvlText w:val=""/>
+      <w:lvlJc w:val="left"/>
+      <w:pPr>
+        <w:tabs>
+          <w:tab w:val="num" w:pos="720"/>
+        </w:tabs>
+        <w:ind w:left="720" w:hanging="360"/>
+      </w:pPr>
+      <w:rPr>
+        <w:rFonts w:ascii="Symbol" w:hAnsi="Symbol" w:hint="default"/>
+        <w:sz w:val="20"/>
+      </w:rPr>
+    </w:lvl>
+    <w:lvl w:ilvl="1" w:tentative="1">
+      <w:start w:val="1"/>
+      <w:numFmt w:val="bullet"/>
+      <w:lvlText w:val="o"/>
+      <w:lvlJc w:val="left"/>
+      <w:pPr>
+        <w:tabs>
+          <w:tab w:val="num" w:pos="1440"/>
+        </w:tabs>
+        <w:ind w:left="1440" w:hanging="360"/>
+      </w:pPr>
+      <w:rPr>
+        <w:rFonts w:ascii="Courier New" w:hAnsi="Courier New" w:hint="default"/>
+        <w:sz w:val="20"/>
+      </w:rPr>
+    </w:lvl>
+    <w:lvl w:ilvl="2" w:tentative="1">
+      <w:start w:val="1"/>
+      <w:numFmt w:val="bullet"/>
+      <w:lvlText w:val=""/>
+      <w:lvlJc w:val="left"/>
+      <w:pPr>
+        <w:tabs>
+          <w:tab w:val="num" w:pos="2160"/>
+        </w:tabs>
+        <w:ind w:left="2160" w:hanging="360"/>
+      </w:pPr>
+      <w:rPr>
+        <w:rFonts w:ascii="Wingdings" w:hAnsi="Wingdings" w:hint="default"/>
+        <w:sz w:val="20"/>
+      </w:rPr>
+    </w:lvl>
+    <w:lvl w:ilvl="3" w:tentative="1">
+      <w:start w:val="1"/>
+      <w:numFmt w:val="bullet"/>
+      <w:lvlText w:val=""/>
+      <w:lvlJc w:val="left"/>
+      <w:pPr>
+        <w:tabs>
+          <w:tab w:val="num" w:pos="2880"/>
+        </w:tabs>
+        <w:ind w:left="2880" w:hanging="360"/>
+      </w:pPr>
+      <w:rPr>
+        <w:rFonts w:ascii="Wingdings" w:hAnsi="Wingdings" w:hint="default"/>
+        <w:sz w:val="20"/>
+      </w:rPr>
+    </w:lvl>
+    <w:lvl w:ilvl="4" w:tentative="1">
+      <w:start w:val="1"/>
+      <w:numFmt w:val="bullet"/>
+      <w:lvlText w:val=""/>
+      <w:lvlJc w:val="left"/>
+      <w:pPr>
+        <w:tabs>
+          <w:tab w:val="num" w:pos="3600"/>
+        </w:tabs>
+        <w:ind w:left="3600" w:hanging="360"/>
+      </w:pPr>
+      <w:rPr>
+        <w:rFonts w:ascii="Wingdings" w:hAnsi="Wingdings" w:hint="default"/>
+        <w:sz w:val="20"/>
+      </w:rPr>
+    </w:lvl>
+    <w:lvl w:ilvl="5" w:tentative="1">
+      <w:start w:val="1"/>
+      <w:numFmt w:val="bullet"/>
+      <w:lvlText w:val=""/>
+      <w:lvlJc w:val="left"/>
+      <w:pPr>
+        <w:tabs>
+          <w:tab w:val="num" w:pos="4320"/>
+        </w:tabs>
+        <w:ind w:left="4320" w:hanging="360"/>
+      </w:pPr>
+      <w:rPr>
+        <w:rFonts w:ascii="Wingdings" w:hAnsi="Wingdings" w:hint="default"/>
+        <w:sz w:val="20"/>
+      </w:rPr>
+    </w:lvl>
+    <w:lvl w:ilvl="6" w:tentative="1">
+      <w:start w:val="1"/>
+      <w:numFmt w:val="bullet"/>
+      <w:lvlText w:val=""/>
+      <w:lvlJc w:val="left"/>
+      <w:pPr>
+        <w:tabs>
+          <w:tab w:val="num" w:pos="5040"/>
+        </w:tabs>
+        <w:ind w:left="5040" w:hanging="360"/>
+      </w:pPr>
+      <w:rPr>
+        <w:rFonts w:ascii="Wingdings" w:hAnsi="Wingdings" w:hint="default"/>
+        <w:sz w:val="20"/>
+      </w:rPr>
+    </w:lvl>
+    <w:lvl w:ilvl="7" w:tentative="1">
+      <w:start w:val="1"/>
+      <w:numFmt w:val="bullet"/>
+      <w:lvlText w:val=""/>
+      <w:lvlJc w:val="left"/>
+      <w:pPr>
+        <w:tabs>
+          <w:tab w:val="num" w:pos="5760"/>
+        </w:tabs>
+        <w:ind w:left="5760" w:hanging="360"/>
+      </w:pPr>
+      <w:rPr>
+        <w:rFonts w:ascii="Wingdings" w:hAnsi="Wingdings" w:hint="default"/>
+        <w:sz w:val="20"/>
+      </w:rPr>
+    </w:lvl>
+    <w:lvl w:ilvl="8" w:tentative="1">
+      <w:start w:val="1"/>
+      <w:numFmt w:val="bullet"/>
+      <w:lvlText w:val=""/>
+      <w:lvlJc w:val="left"/>
+      <w:pPr>
+        <w:tabs>
+          <w:tab w:val="num" w:pos="6480"/>
+        </w:tabs>
+        <w:ind w:left="6480" w:hanging="360"/>
+      </w:pPr>
+      <w:rPr>
+        <w:rFonts w:ascii="Wingdings" w:hAnsi="Wingdings" w:hint="default"/>
+        <w:sz w:val="20"/>
+      </w:rPr>
+    </w:lvl>
+  </w:abstractNum>
+  <w:num w:numId="1" w16cid:durableId="196089354">
+    <w:abstractNumId w:val="0"/>
+  </w:num>
+  <w:num w:numId="2" w16cid:durableId="263878435">
+    <w:abstractNumId w:val="1"/>
+  </w:num>
+  <w:num w:numId="3" w16cid:durableId="1874684913">
+    <w:abstractNumId w:val="3"/>
+  </w:num>
+  <w:num w:numId="4" w16cid:durableId="582449513">
+    <w:abstractNumId w:val="2"/>
+  </w:num>
+</w:numbering>
 </file>
 
 <file path=word/styles.xml><?xml version="1.0" encoding="utf-8"?>
@@ -1555,7 +2100,6 @@
   <w:style w:type="character" w:default="1" w:styleId="Domylnaczcionkaakapitu">
     <w:name w:val="Default Paragraph Font"/>
     <w:uiPriority w:val="1"/>
-    <w:semiHidden/>
     <w:unhideWhenUsed/>
   </w:style>
   <w:style w:type="table" w:default="1" w:styleId="Standardowy">
@@ -1796,6 +2340,7 @@
   <w:style w:type="paragraph" w:styleId="NormalnyWeb">
     <w:name w:val="Normal (Web)"/>
     <w:basedOn w:val="Normalny"/>
+    <w:uiPriority w:val="99"/>
     <w:pPr>
       <w:spacing w:before="100" w:after="100" w:line="240" w:lineRule="auto"/>
     </w:pPr>
